--- a/backend/master_templates/potvrda_clan5_master.docx
+++ b/backend/master_templates/potvrda_clan5_master.docx
@@ -23,7 +23,7 @@
         <w:rPr>
           <w:b w:val="0"/>
         </w:rPr>
-        <w:t xml:space="preserve">PIB: , MB: </w:t>
+        <w:t>PIB: {{ client.tax_id }}, MB: {{ client.registration_number }}</w:t>
       </w:r>
     </w:p>
     <w:p>
@@ -40,7 +40,7 @@
         <w:rPr>
           <w:b w:val="0"/>
         </w:rPr>
-        <w:t>Na osnovu člana 5. Pravilnika o programu, načinu i visini troškova polaganja stručnog ispita za obavljanje poslova bezbednosti i zdravlja na radu, poslodavac  izdaje:</w:t>
+        <w:t>Na osnovu člana 5. Pravilnika o programu, načinu i visini troškova polaganja stručnog ispita za obavljanje poslova bezbednosti i zdravlja na radu, poslodavac {{ client.name }} izdaje:</w:t>
       </w:r>
     </w:p>
     <w:p>
@@ -103,7 +103,7 @@
         <w:rPr>
           <w:b w:val="0"/>
         </w:rPr>
-        <w:t xml:space="preserve">Zaposleni: </w:t>
+        <w:t>Zaposleni: {{ employee.full_name }}</w:t>
       </w:r>
     </w:p>
     <w:p>
@@ -114,7 +114,7 @@
         <w:rPr>
           <w:b w:val="0"/>
         </w:rPr>
-        <w:t xml:space="preserve">Organizacija: </w:t>
+        <w:t>Organizacija: {{ client.name }}</w:t>
       </w:r>
     </w:p>
     <w:p>
@@ -125,7 +125,7 @@
         <w:rPr>
           <w:b w:val="0"/>
         </w:rPr>
-        <w:t xml:space="preserve">Mesto rođenja: </w:t>
+        <w:t>Mesto rođenja: {{ employee.place_of_birth }}</w:t>
       </w:r>
     </w:p>
     <w:p>
@@ -136,7 +136,7 @@
         <w:rPr>
           <w:b w:val="0"/>
         </w:rPr>
-        <w:t xml:space="preserve">Datum rođenja: </w:t>
+        <w:t>Datum rođenja: {{ employee.date_of_birth }}</w:t>
       </w:r>
     </w:p>
     <w:p>
@@ -147,7 +147,7 @@
         <w:rPr>
           <w:b w:val="0"/>
         </w:rPr>
-        <w:t xml:space="preserve">JMBG: </w:t>
+        <w:t>JMBG: {{ employee.national_id }}</w:t>
       </w:r>
     </w:p>
     <w:p>
@@ -158,7 +158,7 @@
         <w:rPr>
           <w:b w:val="0"/>
         </w:rPr>
-        <w:t xml:space="preserve">Vrsta obuke: </w:t>
+        <w:t>Vrsta obuke: {{ training.name }}</w:t>
       </w:r>
     </w:p>
     <w:p>
@@ -192,7 +192,7 @@
         <w:rPr>
           <w:b w:val="0"/>
         </w:rPr>
-        <w:t>Potvrda se izdaje dana  na lični zahtev zaposlenog i može se upotrebiti u sve zakonom predviđene svrhe.</w:t>
+        <w:t>Potvrda se izdaje dana {{ performed_at }} na lični zahtev zaposlenog i može se upotrebiti u sve zakonom predviđene svrhe.</w:t>
       </w:r>
     </w:p>
     <w:p>

--- a/backend/master_templates/potvrda_clan5_master.docx
+++ b/backend/master_templates/potvrda_clan5_master.docx
@@ -23,7 +23,7 @@
         <w:rPr>
           <w:b w:val="0"/>
         </w:rPr>
-        <w:t>PIB: {{ client.tax_id }}, MB: {{ client.registration_number }}</w:t>
+        <w:t xml:space="preserve">PIB: , MB: </w:t>
       </w:r>
     </w:p>
     <w:p>
@@ -40,7 +40,7 @@
         <w:rPr>
           <w:b w:val="0"/>
         </w:rPr>
-        <w:t>Na osnovu člana 5. Pravilnika o programu, načinu i visini troškova polaganja stručnog ispita za obavljanje poslova bezbednosti i zdravlja na radu, poslodavac {{ client.name }} izdaje:</w:t>
+        <w:t>Na osnovu člana 5. Pravilnika o programu, načinu i visini troškova polaganja stručnog ispita za obavljanje poslova bezbednosti i zdravlja na radu, poslodavac  izdaje:</w:t>
       </w:r>
     </w:p>
     <w:p>
@@ -103,7 +103,7 @@
         <w:rPr>
           <w:b w:val="0"/>
         </w:rPr>
-        <w:t>Zaposleni: {{ employee.full_name }}</w:t>
+        <w:t xml:space="preserve">Zaposleni: </w:t>
       </w:r>
     </w:p>
     <w:p>
@@ -114,7 +114,7 @@
         <w:rPr>
           <w:b w:val="0"/>
         </w:rPr>
-        <w:t>Organizacija: {{ client.name }}</w:t>
+        <w:t xml:space="preserve">Organizacija: </w:t>
       </w:r>
     </w:p>
     <w:p>
@@ -125,7 +125,7 @@
         <w:rPr>
           <w:b w:val="0"/>
         </w:rPr>
-        <w:t>Mesto rođenja: {{ employee.place_of_birth }}</w:t>
+        <w:t xml:space="preserve">Mesto rođenja: </w:t>
       </w:r>
     </w:p>
     <w:p>
@@ -136,7 +136,7 @@
         <w:rPr>
           <w:b w:val="0"/>
         </w:rPr>
-        <w:t>Datum rođenja: {{ employee.date_of_birth }}</w:t>
+        <w:t xml:space="preserve">Datum rođenja: </w:t>
       </w:r>
     </w:p>
     <w:p>
@@ -147,7 +147,7 @@
         <w:rPr>
           <w:b w:val="0"/>
         </w:rPr>
-        <w:t>JMBG: {{ employee.national_id }}</w:t>
+        <w:t xml:space="preserve">JMBG: </w:t>
       </w:r>
     </w:p>
     <w:p>
@@ -158,7 +158,7 @@
         <w:rPr>
           <w:b w:val="0"/>
         </w:rPr>
-        <w:t>Vrsta obuke: {{ training.name }}</w:t>
+        <w:t xml:space="preserve">Vrsta obuke: </w:t>
       </w:r>
     </w:p>
     <w:p>
@@ -192,7 +192,7 @@
         <w:rPr>
           <w:b w:val="0"/>
         </w:rPr>
-        <w:t>Potvrda se izdaje dana {{ performed_at }} na lični zahtev zaposlenog i može se upotrebiti u sve zakonom predviđene svrhe.</w:t>
+        <w:t>Potvrda se izdaje dana  na lični zahtev zaposlenog i može se upotrebiti u sve zakonom predviđene svrhe.</w:t>
       </w:r>
     </w:p>
     <w:p>
